--- a/quanly/document_templates/thanh_toan_cong_can_thiep/Mau_DNTT.docx
+++ b/quanly/document_templates/thanh_toan_cong_can_thiep/Mau_DNTT.docx
@@ -1,6 +1,6 @@
 
 <file path=word/document.xml><?xml version="1.0" encoding="utf-8"?>
-<w:document xmlns:wpc="http://schemas.microsoft.com/office/word/2010/wordprocessingCanvas" xmlns:cx="http://schemas.microsoft.com/office/drawing/2014/chartex" xmlns:cx1="http://schemas.microsoft.com/office/drawing/2015/9/8/chartex" xmlns:cx2="http://schemas.microsoft.com/office/drawing/2015/10/21/chartex" xmlns:cx3="http://schemas.microsoft.com/office/drawing/2016/5/9/chartex" xmlns:cx4="http://schemas.microsoft.com/office/drawing/2016/5/10/chartex" xmlns:cx5="http://schemas.microsoft.com/office/drawing/2016/5/11/chartex" xmlns:cx6="http://schemas.microsoft.com/office/drawing/2016/5/12/chartex" xmlns:cx7="http://schemas.microsoft.com/office/drawing/2016/5/13/chartex" xmlns:cx8="http://schemas.microsoft.com/office/drawing/2016/5/14/chartex" xmlns:mc="http://schemas.openxmlformats.org/markup-compatibility/2006" xmlns:aink="http://schemas.microsoft.com/office/drawing/2016/ink" xmlns:am3d="http://schemas.microsoft.com/office/drawing/2017/model3d" xmlns:o="urn:schemas-microsoft-com:office:office" xmlns:oel="http://schemas.microsoft.com/office/2019/extlst" xmlns:r="http://schemas.openxmlformats.org/officeDocument/2006/relationships" xmlns:m="http://schemas.openxmlformats.org/officeDocument/2006/math" xmlns:v="urn:schemas-microsoft-com:vml" xmlns:wp14="http://schemas.microsoft.com/office/word/2010/wordprocessingDrawing" xmlns:wp="http://schemas.openxmlformats.org/drawingml/2006/wordprocessingDrawing" xmlns:w10="urn:schemas-microsoft-com:office:word" xmlns:w="http://schemas.openxmlformats.org/wordprocessingml/2006/main" xmlns:w14="http://schemas.microsoft.com/office/word/2010/wordml" xmlns:w15="http://schemas.microsoft.com/office/word/2012/wordml" xmlns:w16cei="http://schemas.microsoft.com/office/word/2026/wordml/cei" xmlns:w16cex="http://schemas.microsoft.com/office/word/2018/wordml/cex" xmlns:w16cid="http://schemas.microsoft.com/office/word/2016/wordml/cid" xmlns:w16="http://schemas.microsoft.com/office/word/2018/wordml" xmlns:w16du="http://schemas.microsoft.com/office/word/2023/wordml/word16du" xmlns:w16sdtdh="http://schemas.microsoft.com/office/word/2020/wordml/sdtdatahash" xmlns:w16sdtfl="http://schemas.microsoft.com/office/word/2024/wordml/sdtformatlock" xmlns:w16se="http://schemas.microsoft.com/office/word/2015/wordml/symex" xmlns:wpg="http://schemas.microsoft.com/office/word/2010/wordprocessingGroup" xmlns:wpi="http://schemas.microsoft.com/office/word/2010/wordprocessingInk" xmlns:wne="http://schemas.microsoft.com/office/word/2006/wordml" xmlns:wps="http://schemas.microsoft.com/office/word/2010/wordprocessingShape" mc:Ignorable="w14 w15 w16se w16cid w16 w16cex w16sdtdh w16sdtfl w16du wp14">
+<w:document xmlns:wpc="http://schemas.microsoft.com/office/word/2010/wordprocessingCanvas" xmlns:cx="http://schemas.microsoft.com/office/drawing/2014/chartex" xmlns:cx1="http://schemas.microsoft.com/office/drawing/2015/9/8/chartex" xmlns:cx2="http://schemas.microsoft.com/office/drawing/2015/10/21/chartex" xmlns:cx3="http://schemas.microsoft.com/office/drawing/2016/5/9/chartex" xmlns:cx4="http://schemas.microsoft.com/office/drawing/2016/5/10/chartex" xmlns:cx5="http://schemas.microsoft.com/office/drawing/2016/5/11/chartex" xmlns:cx6="http://schemas.microsoft.com/office/drawing/2016/5/12/chartex" xmlns:cx7="http://schemas.microsoft.com/office/drawing/2016/5/13/chartex" xmlns:cx8="http://schemas.microsoft.com/office/drawing/2016/5/14/chartex" xmlns:mc="http://schemas.openxmlformats.org/markup-compatibility/2006" xmlns:aink="http://schemas.microsoft.com/office/drawing/2016/ink" xmlns:am3d="http://schemas.microsoft.com/office/drawing/2017/model3d" xmlns:o="urn:schemas-microsoft-com:office:office" xmlns:oel="http://schemas.microsoft.com/office/2019/extlst" xmlns:r="http://schemas.openxmlformats.org/officeDocument/2006/relationships" xmlns:m="http://schemas.openxmlformats.org/officeDocument/2006/math" xmlns:v="urn:schemas-microsoft-com:vml" xmlns:wp14="http://schemas.microsoft.com/office/word/2010/wordprocessingDrawing" xmlns:wp="http://schemas.openxmlformats.org/drawingml/2006/wordprocessingDrawing" xmlns:w10="urn:schemas-microsoft-com:office:word" xmlns:w="http://schemas.openxmlformats.org/wordprocessingml/2006/main" xmlns:w14="http://schemas.microsoft.com/office/word/2010/wordml" xmlns:w15="http://schemas.microsoft.com/office/word/2012/wordml" xmlns:w16cex="http://schemas.microsoft.com/office/word/2018/wordml/cex" xmlns:w16cid="http://schemas.microsoft.com/office/word/2016/wordml/cid" xmlns:w16="http://schemas.microsoft.com/office/word/2018/wordml" xmlns:w16du="http://schemas.microsoft.com/office/word/2023/wordml/word16du" xmlns:w16sdtdh="http://schemas.microsoft.com/office/word/2020/wordml/sdtdatahash" xmlns:w16sdtfl="http://schemas.microsoft.com/office/word/2024/wordml/sdtformatlock" xmlns:w16se="http://schemas.microsoft.com/office/word/2015/wordml/symex" xmlns:wpg="http://schemas.microsoft.com/office/word/2010/wordprocessingGroup" xmlns:wpi="http://schemas.microsoft.com/office/word/2010/wordprocessingInk" xmlns:wne="http://schemas.microsoft.com/office/word/2006/wordml" xmlns:wps="http://schemas.microsoft.com/office/word/2010/wordprocessingShape" mc:Ignorable="w14 w15 w16se w16cid w16 w16cex w16sdtdh w16sdtfl w16du wp14">
   <w:body>
     <w:p>
       <w:pPr>
@@ -389,9 +389,6 @@
           <w:lang w:val="fr-FR"/>
         </w:rPr>
         <w:t>/</w:t>
-      </w:r>
-      <w:r>
-        <w:t xml:space="preserve"> </w:t>
       </w:r>
       <w:r>
         <w:rPr>
@@ -3482,7 +3479,7 @@
 </file>
 
 <file path=word/endnotes.xml><?xml version="1.0" encoding="utf-8"?>
-<w:endnotes xmlns:wpc="http://schemas.microsoft.com/office/word/2010/wordprocessingCanvas" xmlns:cx="http://schemas.microsoft.com/office/drawing/2014/chartex" xmlns:cx1="http://schemas.microsoft.com/office/drawing/2015/9/8/chartex" xmlns:cx2="http://schemas.microsoft.com/office/drawing/2015/10/21/chartex" xmlns:cx3="http://schemas.microsoft.com/office/drawing/2016/5/9/chartex" xmlns:cx4="http://schemas.microsoft.com/office/drawing/2016/5/10/chartex" xmlns:cx5="http://schemas.microsoft.com/office/drawing/2016/5/11/chartex" xmlns:cx6="http://schemas.microsoft.com/office/drawing/2016/5/12/chartex" xmlns:cx7="http://schemas.microsoft.com/office/drawing/2016/5/13/chartex" xmlns:cx8="http://schemas.microsoft.com/office/drawing/2016/5/14/chartex" xmlns:mc="http://schemas.openxmlformats.org/markup-compatibility/2006" xmlns:aink="http://schemas.microsoft.com/office/drawing/2016/ink" xmlns:am3d="http://schemas.microsoft.com/office/drawing/2017/model3d" xmlns:o="urn:schemas-microsoft-com:office:office" xmlns:oel="http://schemas.microsoft.com/office/2019/extlst" xmlns:r="http://schemas.openxmlformats.org/officeDocument/2006/relationships" xmlns:m="http://schemas.openxmlformats.org/officeDocument/2006/math" xmlns:v="urn:schemas-microsoft-com:vml" xmlns:wp14="http://schemas.microsoft.com/office/word/2010/wordprocessingDrawing" xmlns:wp="http://schemas.openxmlformats.org/drawingml/2006/wordprocessingDrawing" xmlns:w10="urn:schemas-microsoft-com:office:word" xmlns:w="http://schemas.openxmlformats.org/wordprocessingml/2006/main" xmlns:w14="http://schemas.microsoft.com/office/word/2010/wordml" xmlns:w15="http://schemas.microsoft.com/office/word/2012/wordml" xmlns:w16cei="http://schemas.microsoft.com/office/word/2026/wordml/cei" xmlns:w16cex="http://schemas.microsoft.com/office/word/2018/wordml/cex" xmlns:w16cid="http://schemas.microsoft.com/office/word/2016/wordml/cid" xmlns:w16="http://schemas.microsoft.com/office/word/2018/wordml" xmlns:w16du="http://schemas.microsoft.com/office/word/2023/wordml/word16du" xmlns:w16sdtdh="http://schemas.microsoft.com/office/word/2020/wordml/sdtdatahash" xmlns:w16sdtfl="http://schemas.microsoft.com/office/word/2024/wordml/sdtformatlock" xmlns:w16se="http://schemas.microsoft.com/office/word/2015/wordml/symex" xmlns:wpg="http://schemas.microsoft.com/office/word/2010/wordprocessingGroup" xmlns:wpi="http://schemas.microsoft.com/office/word/2010/wordprocessingInk" xmlns:wne="http://schemas.microsoft.com/office/word/2006/wordml" xmlns:wps="http://schemas.microsoft.com/office/word/2010/wordprocessingShape" mc:Ignorable="w14 w15 w16se w16cid w16 w16cex w16sdtdh w16sdtfl w16du wp14">
+<w:endnotes xmlns:wpc="http://schemas.microsoft.com/office/word/2010/wordprocessingCanvas" xmlns:cx="http://schemas.microsoft.com/office/drawing/2014/chartex" xmlns:cx1="http://schemas.microsoft.com/office/drawing/2015/9/8/chartex" xmlns:cx2="http://schemas.microsoft.com/office/drawing/2015/10/21/chartex" xmlns:cx3="http://schemas.microsoft.com/office/drawing/2016/5/9/chartex" xmlns:cx4="http://schemas.microsoft.com/office/drawing/2016/5/10/chartex" xmlns:cx5="http://schemas.microsoft.com/office/drawing/2016/5/11/chartex" xmlns:cx6="http://schemas.microsoft.com/office/drawing/2016/5/12/chartex" xmlns:cx7="http://schemas.microsoft.com/office/drawing/2016/5/13/chartex" xmlns:cx8="http://schemas.microsoft.com/office/drawing/2016/5/14/chartex" xmlns:mc="http://schemas.openxmlformats.org/markup-compatibility/2006" xmlns:aink="http://schemas.microsoft.com/office/drawing/2016/ink" xmlns:am3d="http://schemas.microsoft.com/office/drawing/2017/model3d" xmlns:o="urn:schemas-microsoft-com:office:office" xmlns:oel="http://schemas.microsoft.com/office/2019/extlst" xmlns:r="http://schemas.openxmlformats.org/officeDocument/2006/relationships" xmlns:m="http://schemas.openxmlformats.org/officeDocument/2006/math" xmlns:v="urn:schemas-microsoft-com:vml" xmlns:wp14="http://schemas.microsoft.com/office/word/2010/wordprocessingDrawing" xmlns:wp="http://schemas.openxmlformats.org/drawingml/2006/wordprocessingDrawing" xmlns:w10="urn:schemas-microsoft-com:office:word" xmlns:w="http://schemas.openxmlformats.org/wordprocessingml/2006/main" xmlns:w14="http://schemas.microsoft.com/office/word/2010/wordml" xmlns:w15="http://schemas.microsoft.com/office/word/2012/wordml" xmlns:w16cex="http://schemas.microsoft.com/office/word/2018/wordml/cex" xmlns:w16cid="http://schemas.microsoft.com/office/word/2016/wordml/cid" xmlns:w16="http://schemas.microsoft.com/office/word/2018/wordml" xmlns:w16du="http://schemas.microsoft.com/office/word/2023/wordml/word16du" xmlns:w16sdtdh="http://schemas.microsoft.com/office/word/2020/wordml/sdtdatahash" xmlns:w16sdtfl="http://schemas.microsoft.com/office/word/2024/wordml/sdtformatlock" xmlns:w16se="http://schemas.microsoft.com/office/word/2015/wordml/symex" xmlns:wpg="http://schemas.microsoft.com/office/word/2010/wordprocessingGroup" xmlns:wpi="http://schemas.microsoft.com/office/word/2010/wordprocessingInk" xmlns:wne="http://schemas.microsoft.com/office/word/2006/wordml" xmlns:wps="http://schemas.microsoft.com/office/word/2010/wordprocessingShape" mc:Ignorable="w14 w15 w16se w16cid w16 w16cex w16sdtdh w16sdtfl w16du wp14">
   <w:endnote w:type="separator" w:id="-1">
     <w:p>
       <w:r>
@@ -3501,7 +3498,7 @@
 </file>
 
 <file path=word/footnotes.xml><?xml version="1.0" encoding="utf-8"?>
-<w:footnotes xmlns:wpc="http://schemas.microsoft.com/office/word/2010/wordprocessingCanvas" xmlns:cx="http://schemas.microsoft.com/office/drawing/2014/chartex" xmlns:cx1="http://schemas.microsoft.com/office/drawing/2015/9/8/chartex" xmlns:cx2="http://schemas.microsoft.com/office/drawing/2015/10/21/chartex" xmlns:cx3="http://schemas.microsoft.com/office/drawing/2016/5/9/chartex" xmlns:cx4="http://schemas.microsoft.com/office/drawing/2016/5/10/chartex" xmlns:cx5="http://schemas.microsoft.com/office/drawing/2016/5/11/chartex" xmlns:cx6="http://schemas.microsoft.com/office/drawing/2016/5/12/chartex" xmlns:cx7="http://schemas.microsoft.com/office/drawing/2016/5/13/chartex" xmlns:cx8="http://schemas.microsoft.com/office/drawing/2016/5/14/chartex" xmlns:mc="http://schemas.openxmlformats.org/markup-compatibility/2006" xmlns:aink="http://schemas.microsoft.com/office/drawing/2016/ink" xmlns:am3d="http://schemas.microsoft.com/office/drawing/2017/model3d" xmlns:o="urn:schemas-microsoft-com:office:office" xmlns:oel="http://schemas.microsoft.com/office/2019/extlst" xmlns:r="http://schemas.openxmlformats.org/officeDocument/2006/relationships" xmlns:m="http://schemas.openxmlformats.org/officeDocument/2006/math" xmlns:v="urn:schemas-microsoft-com:vml" xmlns:wp14="http://schemas.microsoft.com/office/word/2010/wordprocessingDrawing" xmlns:wp="http://schemas.openxmlformats.org/drawingml/2006/wordprocessingDrawing" xmlns:w10="urn:schemas-microsoft-com:office:word" xmlns:w="http://schemas.openxmlformats.org/wordprocessingml/2006/main" xmlns:w14="http://schemas.microsoft.com/office/word/2010/wordml" xmlns:w15="http://schemas.microsoft.com/office/word/2012/wordml" xmlns:w16cei="http://schemas.microsoft.com/office/word/2026/wordml/cei" xmlns:w16cex="http://schemas.microsoft.com/office/word/2018/wordml/cex" xmlns:w16cid="http://schemas.microsoft.com/office/word/2016/wordml/cid" xmlns:w16="http://schemas.microsoft.com/office/word/2018/wordml" xmlns:w16du="http://schemas.microsoft.com/office/word/2023/wordml/word16du" xmlns:w16sdtdh="http://schemas.microsoft.com/office/word/2020/wordml/sdtdatahash" xmlns:w16sdtfl="http://schemas.microsoft.com/office/word/2024/wordml/sdtformatlock" xmlns:w16se="http://schemas.microsoft.com/office/word/2015/wordml/symex" xmlns:wpg="http://schemas.microsoft.com/office/word/2010/wordprocessingGroup" xmlns:wpi="http://schemas.microsoft.com/office/word/2010/wordprocessingInk" xmlns:wne="http://schemas.microsoft.com/office/word/2006/wordml" xmlns:wps="http://schemas.microsoft.com/office/word/2010/wordprocessingShape" mc:Ignorable="w14 w15 w16se w16cid w16 w16cex w16sdtdh w16sdtfl w16du wp14">
+<w:footnotes xmlns:wpc="http://schemas.microsoft.com/office/word/2010/wordprocessingCanvas" xmlns:cx="http://schemas.microsoft.com/office/drawing/2014/chartex" xmlns:cx1="http://schemas.microsoft.com/office/drawing/2015/9/8/chartex" xmlns:cx2="http://schemas.microsoft.com/office/drawing/2015/10/21/chartex" xmlns:cx3="http://schemas.microsoft.com/office/drawing/2016/5/9/chartex" xmlns:cx4="http://schemas.microsoft.com/office/drawing/2016/5/10/chartex" xmlns:cx5="http://schemas.microsoft.com/office/drawing/2016/5/11/chartex" xmlns:cx6="http://schemas.microsoft.com/office/drawing/2016/5/12/chartex" xmlns:cx7="http://schemas.microsoft.com/office/drawing/2016/5/13/chartex" xmlns:cx8="http://schemas.microsoft.com/office/drawing/2016/5/14/chartex" xmlns:mc="http://schemas.openxmlformats.org/markup-compatibility/2006" xmlns:aink="http://schemas.microsoft.com/office/drawing/2016/ink" xmlns:am3d="http://schemas.microsoft.com/office/drawing/2017/model3d" xmlns:o="urn:schemas-microsoft-com:office:office" xmlns:oel="http://schemas.microsoft.com/office/2019/extlst" xmlns:r="http://schemas.openxmlformats.org/officeDocument/2006/relationships" xmlns:m="http://schemas.openxmlformats.org/officeDocument/2006/math" xmlns:v="urn:schemas-microsoft-com:vml" xmlns:wp14="http://schemas.microsoft.com/office/word/2010/wordprocessingDrawing" xmlns:wp="http://schemas.openxmlformats.org/drawingml/2006/wordprocessingDrawing" xmlns:w10="urn:schemas-microsoft-com:office:word" xmlns:w="http://schemas.openxmlformats.org/wordprocessingml/2006/main" xmlns:w14="http://schemas.microsoft.com/office/word/2010/wordml" xmlns:w15="http://schemas.microsoft.com/office/word/2012/wordml" xmlns:w16cex="http://schemas.microsoft.com/office/word/2018/wordml/cex" xmlns:w16cid="http://schemas.microsoft.com/office/word/2016/wordml/cid" xmlns:w16="http://schemas.microsoft.com/office/word/2018/wordml" xmlns:w16du="http://schemas.microsoft.com/office/word/2023/wordml/word16du" xmlns:w16sdtdh="http://schemas.microsoft.com/office/word/2020/wordml/sdtdatahash" xmlns:w16sdtfl="http://schemas.microsoft.com/office/word/2024/wordml/sdtformatlock" xmlns:w16se="http://schemas.microsoft.com/office/word/2015/wordml/symex" xmlns:wpg="http://schemas.microsoft.com/office/word/2010/wordprocessingGroup" xmlns:wpi="http://schemas.microsoft.com/office/word/2010/wordprocessingInk" xmlns:wne="http://schemas.microsoft.com/office/word/2006/wordml" xmlns:wps="http://schemas.microsoft.com/office/word/2010/wordprocessingShape" mc:Ignorable="w14 w15 w16se w16cid w16 w16cex w16sdtdh w16sdtfl w16du wp14">
   <w:footnote w:type="separator" w:id="-1">
     <w:p>
       <w:r>
@@ -3520,7 +3517,7 @@
 </file>
 
 <file path=word/numbering.xml><?xml version="1.0" encoding="utf-8"?>
-<w:numbering xmlns:wpc="http://schemas.microsoft.com/office/word/2010/wordprocessingCanvas" xmlns:cx="http://schemas.microsoft.com/office/drawing/2014/chartex" xmlns:cx1="http://schemas.microsoft.com/office/drawing/2015/9/8/chartex" xmlns:cx2="http://schemas.microsoft.com/office/drawing/2015/10/21/chartex" xmlns:cx3="http://schemas.microsoft.com/office/drawing/2016/5/9/chartex" xmlns:cx4="http://schemas.microsoft.com/office/drawing/2016/5/10/chartex" xmlns:cx5="http://schemas.microsoft.com/office/drawing/2016/5/11/chartex" xmlns:cx6="http://schemas.microsoft.com/office/drawing/2016/5/12/chartex" xmlns:cx7="http://schemas.microsoft.com/office/drawing/2016/5/13/chartex" xmlns:cx8="http://schemas.microsoft.com/office/drawing/2016/5/14/chartex" xmlns:mc="http://schemas.openxmlformats.org/markup-compatibility/2006" xmlns:aink="http://schemas.microsoft.com/office/drawing/2016/ink" xmlns:am3d="http://schemas.microsoft.com/office/drawing/2017/model3d" xmlns:o="urn:schemas-microsoft-com:office:office" xmlns:oel="http://schemas.microsoft.com/office/2019/extlst" xmlns:r="http://schemas.openxmlformats.org/officeDocument/2006/relationships" xmlns:m="http://schemas.openxmlformats.org/officeDocument/2006/math" xmlns:v="urn:schemas-microsoft-com:vml" xmlns:wp14="http://schemas.microsoft.com/office/word/2010/wordprocessingDrawing" xmlns:wp="http://schemas.openxmlformats.org/drawingml/2006/wordprocessingDrawing" xmlns:w10="urn:schemas-microsoft-com:office:word" xmlns:w="http://schemas.openxmlformats.org/wordprocessingml/2006/main" xmlns:w14="http://schemas.microsoft.com/office/word/2010/wordml" xmlns:w15="http://schemas.microsoft.com/office/word/2012/wordml" xmlns:w16cei="http://schemas.microsoft.com/office/word/2026/wordml/cei" xmlns:w16cex="http://schemas.microsoft.com/office/word/2018/wordml/cex" xmlns:w16cid="http://schemas.microsoft.com/office/word/2016/wordml/cid" xmlns:w16="http://schemas.microsoft.com/office/word/2018/wordml" xmlns:w16du="http://schemas.microsoft.com/office/word/2023/wordml/word16du" xmlns:w16sdtdh="http://schemas.microsoft.com/office/word/2020/wordml/sdtdatahash" xmlns:w16sdtfl="http://schemas.microsoft.com/office/word/2024/wordml/sdtformatlock" xmlns:w16se="http://schemas.microsoft.com/office/word/2015/wordml/symex" xmlns:wpg="http://schemas.microsoft.com/office/word/2010/wordprocessingGroup" xmlns:wpi="http://schemas.microsoft.com/office/word/2010/wordprocessingInk" xmlns:wne="http://schemas.microsoft.com/office/word/2006/wordml" xmlns:wps="http://schemas.microsoft.com/office/word/2010/wordprocessingShape" mc:Ignorable="w14 w15 w16se w16cid w16 w16cex w16sdtdh w16sdtfl w16du wp14">
+<w:numbering xmlns:wpc="http://schemas.microsoft.com/office/word/2010/wordprocessingCanvas" xmlns:cx="http://schemas.microsoft.com/office/drawing/2014/chartex" xmlns:cx1="http://schemas.microsoft.com/office/drawing/2015/9/8/chartex" xmlns:cx2="http://schemas.microsoft.com/office/drawing/2015/10/21/chartex" xmlns:cx3="http://schemas.microsoft.com/office/drawing/2016/5/9/chartex" xmlns:cx4="http://schemas.microsoft.com/office/drawing/2016/5/10/chartex" xmlns:cx5="http://schemas.microsoft.com/office/drawing/2016/5/11/chartex" xmlns:cx6="http://schemas.microsoft.com/office/drawing/2016/5/12/chartex" xmlns:cx7="http://schemas.microsoft.com/office/drawing/2016/5/13/chartex" xmlns:cx8="http://schemas.microsoft.com/office/drawing/2016/5/14/chartex" xmlns:mc="http://schemas.openxmlformats.org/markup-compatibility/2006" xmlns:aink="http://schemas.microsoft.com/office/drawing/2016/ink" xmlns:am3d="http://schemas.microsoft.com/office/drawing/2017/model3d" xmlns:o="urn:schemas-microsoft-com:office:office" xmlns:oel="http://schemas.microsoft.com/office/2019/extlst" xmlns:r="http://schemas.openxmlformats.org/officeDocument/2006/relationships" xmlns:m="http://schemas.openxmlformats.org/officeDocument/2006/math" xmlns:v="urn:schemas-microsoft-com:vml" xmlns:wp14="http://schemas.microsoft.com/office/word/2010/wordprocessingDrawing" xmlns:wp="http://schemas.openxmlformats.org/drawingml/2006/wordprocessingDrawing" xmlns:w10="urn:schemas-microsoft-com:office:word" xmlns:w="http://schemas.openxmlformats.org/wordprocessingml/2006/main" xmlns:w14="http://schemas.microsoft.com/office/word/2010/wordml" xmlns:w15="http://schemas.microsoft.com/office/word/2012/wordml" xmlns:w16cex="http://schemas.microsoft.com/office/word/2018/wordml/cex" xmlns:w16cid="http://schemas.microsoft.com/office/word/2016/wordml/cid" xmlns:w16="http://schemas.microsoft.com/office/word/2018/wordml" xmlns:w16du="http://schemas.microsoft.com/office/word/2023/wordml/word16du" xmlns:w16sdtdh="http://schemas.microsoft.com/office/word/2020/wordml/sdtdatahash" xmlns:w16sdtfl="http://schemas.microsoft.com/office/word/2024/wordml/sdtformatlock" xmlns:w16se="http://schemas.microsoft.com/office/word/2015/wordml/symex" xmlns:wpg="http://schemas.microsoft.com/office/word/2010/wordprocessingGroup" xmlns:wpi="http://schemas.microsoft.com/office/word/2010/wordprocessingInk" xmlns:wne="http://schemas.microsoft.com/office/word/2006/wordml" xmlns:wps="http://schemas.microsoft.com/office/word/2010/wordprocessingShape" mc:Ignorable="w14 w15 w16se w16cid w16 w16cex w16sdtdh w16sdtfl w16du wp14">
   <w:abstractNum w:abstractNumId="0" w15:restartNumberingAfterBreak="1">
     <w:nsid w:val="1D3B1C6D"/>
     <w:multiLevelType w:val="hybridMultilevel"/>
@@ -5068,6 +5065,30 @@
 </file>
 
 <file path=customXml/item1.xml><?xml version="1.0" encoding="utf-8"?>
+<b:Sources xmlns:b="http://schemas.openxmlformats.org/officeDocument/2006/bibliography" xmlns="http://schemas.openxmlformats.org/officeDocument/2006/bibliography" SelectedStyle="\APASixthEditionOfficeOnline.xsl" StyleName="APA" Version="6"/>
+</file>
+
+<file path=customXml/item2.xml><?xml version="1.0" encoding="utf-8"?>
+<p:properties xmlns:p="http://schemas.microsoft.com/office/2006/metadata/properties" xmlns:xsi="http://www.w3.org/2001/XMLSchema-instance" xmlns:pc="http://schemas.microsoft.com/office/infopath/2007/PartnerControls">
+  <documentManagement>
+    <lcf76f155ced4ddcb4097134ff3c332f xmlns="73a44f49-6332-49a7-8493-cbab40408c43">
+      <Terms xmlns="http://schemas.microsoft.com/office/infopath/2007/PartnerControls"/>
+    </lcf76f155ced4ddcb4097134ff3c332f>
+    <TaxCatchAll xmlns="447cc794-a73c-4620-8d3f-aab38a7b13a9" xsi:nil="true"/>
+  </documentManagement>
+</p:properties>
+</file>
+
+<file path=customXml/item3.xml><?xml version="1.0" encoding="utf-8"?>
+<?mso-contentType ?>
+<FormTemplates xmlns="http://schemas.microsoft.com/sharepoint/v3/contenttype/forms">
+  <Display>DocumentLibraryForm</Display>
+  <Edit>DocumentLibraryForm</Edit>
+  <New>DocumentLibraryForm</New>
+</FormTemplates>
+</file>
+
+<file path=customXml/item4.xml><?xml version="1.0" encoding="utf-8"?>
 <ct:contentTypeSchema xmlns:ct="http://schemas.microsoft.com/office/2006/metadata/contentType" xmlns:ma="http://schemas.microsoft.com/office/2006/metadata/properties/metaAttributes" ct:_="" ma:_="" ma:contentTypeName="Document" ma:contentTypeID="0x0101008984269AA5E1EE4AB5866412DA8D0060" ma:contentTypeVersion="13" ma:contentTypeDescription="Create a new document." ma:contentTypeScope="" ma:versionID="9c16e6674a437c829b4fbe8a362f3baa">
   <xsd:schema xmlns:xsd="http://www.w3.org/2001/XMLSchema" xmlns:xs="http://www.w3.org/2001/XMLSchema" xmlns:p="http://schemas.microsoft.com/office/2006/metadata/properties" xmlns:ns2="73a44f49-6332-49a7-8493-cbab40408c43" xmlns:ns3="447cc794-a73c-4620-8d3f-aab38a7b13a9" targetNamespace="http://schemas.microsoft.com/office/2006/metadata/properties" ma:root="true" ma:fieldsID="8a30c53a86808fe298f45a5d1e5a6cb2" ns2:_="" ns3:_="">
     <xsd:import namespace="73a44f49-6332-49a7-8493-cbab40408c43"/>
@@ -5274,31 +5295,34 @@
 </ct:contentTypeSchema>
 </file>
 
-<file path=customXml/item2.xml><?xml version="1.0" encoding="utf-8"?>
-<?mso-contentType ?>
-<FormTemplates xmlns="http://schemas.microsoft.com/sharepoint/v3/contenttype/forms">
-  <Display>DocumentLibraryForm</Display>
-  <Edit>DocumentLibraryForm</Edit>
-  <New>DocumentLibraryForm</New>
-</FormTemplates>
+<file path=customXml/itemProps1.xml><?xml version="1.0" encoding="utf-8"?>
+<ds:datastoreItem xmlns:ds="http://schemas.openxmlformats.org/officeDocument/2006/customXml" ds:itemID="{D5603A02-0AC4-4BF0-BF16-881FC9972800}">
+  <ds:schemaRefs>
+    <ds:schemaRef ds:uri="http://schemas.openxmlformats.org/officeDocument/2006/bibliography"/>
+  </ds:schemaRefs>
+</ds:datastoreItem>
 </file>
 
-<file path=customXml/item3.xml><?xml version="1.0" encoding="utf-8"?>
-<p:properties xmlns:p="http://schemas.microsoft.com/office/2006/metadata/properties" xmlns:xsi="http://www.w3.org/2001/XMLSchema-instance" xmlns:pc="http://schemas.microsoft.com/office/infopath/2007/PartnerControls">
-  <documentManagement>
-    <lcf76f155ced4ddcb4097134ff3c332f xmlns="73a44f49-6332-49a7-8493-cbab40408c43">
-      <Terms xmlns="http://schemas.microsoft.com/office/infopath/2007/PartnerControls"/>
-    </lcf76f155ced4ddcb4097134ff3c332f>
-    <TaxCatchAll xmlns="447cc794-a73c-4620-8d3f-aab38a7b13a9" xsi:nil="true"/>
-  </documentManagement>
-</p:properties>
+<file path=customXml/itemProps2.xml><?xml version="1.0" encoding="utf-8"?>
+<ds:datastoreItem xmlns:ds="http://schemas.openxmlformats.org/officeDocument/2006/customXml" ds:itemID="{B2D0D74C-77A4-4C3B-B499-8B1CFB083454}">
+  <ds:schemaRefs>
+    <ds:schemaRef ds:uri="http://schemas.microsoft.com/office/2006/metadata/properties"/>
+    <ds:schemaRef ds:uri="http://schemas.microsoft.com/office/infopath/2007/PartnerControls"/>
+    <ds:schemaRef ds:uri="73a44f49-6332-49a7-8493-cbab40408c43"/>
+    <ds:schemaRef ds:uri="447cc794-a73c-4620-8d3f-aab38a7b13a9"/>
+  </ds:schemaRefs>
+</ds:datastoreItem>
 </file>
 
-<file path=customXml/item4.xml><?xml version="1.0" encoding="utf-8"?>
-<b:Sources xmlns:b="http://schemas.openxmlformats.org/officeDocument/2006/bibliography" xmlns="http://schemas.openxmlformats.org/officeDocument/2006/bibliography" SelectedStyle="\APASixthEditionOfficeOnline.xsl" StyleName="APA" Version="6"/>
+<file path=customXml/itemProps3.xml><?xml version="1.0" encoding="utf-8"?>
+<ds:datastoreItem xmlns:ds="http://schemas.openxmlformats.org/officeDocument/2006/customXml" ds:itemID="{C5BF0E42-D927-4673-A8F0-0F1F503DBCD1}">
+  <ds:schemaRefs>
+    <ds:schemaRef ds:uri="http://schemas.microsoft.com/sharepoint/v3/contenttype/forms"/>
+  </ds:schemaRefs>
+</ds:datastoreItem>
 </file>
 
-<file path=customXml/itemProps1.xml><?xml version="1.0" encoding="utf-8"?>
+<file path=customXml/itemProps4.xml><?xml version="1.0" encoding="utf-8"?>
 <ds:datastoreItem xmlns:ds="http://schemas.openxmlformats.org/officeDocument/2006/customXml" ds:itemID="{154095DE-15FC-4264-AA16-82E09670729F}">
   <ds:schemaRefs>
     <ds:schemaRef ds:uri="http://schemas.microsoft.com/office/2006/metadata/contentType"/>
@@ -5315,31 +5339,4 @@
     <ds:schemaRef ds:uri="http://schemas.microsoft.com/internal/obd"/>
   </ds:schemaRefs>
 </ds:datastoreItem>
-</file>
-
-<file path=customXml/itemProps2.xml><?xml version="1.0" encoding="utf-8"?>
-<ds:datastoreItem xmlns:ds="http://schemas.openxmlformats.org/officeDocument/2006/customXml" ds:itemID="{C5BF0E42-D927-4673-A8F0-0F1F503DBCD1}">
-  <ds:schemaRefs>
-    <ds:schemaRef ds:uri="http://schemas.microsoft.com/sharepoint/v3/contenttype/forms"/>
-  </ds:schemaRefs>
-</ds:datastoreItem>
-</file>
-
-<file path=customXml/itemProps3.xml><?xml version="1.0" encoding="utf-8"?>
-<ds:datastoreItem xmlns:ds="http://schemas.openxmlformats.org/officeDocument/2006/customXml" ds:itemID="{B2D0D74C-77A4-4C3B-B499-8B1CFB083454}">
-  <ds:schemaRefs>
-    <ds:schemaRef ds:uri="http://schemas.microsoft.com/office/2006/metadata/properties"/>
-    <ds:schemaRef ds:uri="http://schemas.microsoft.com/office/infopath/2007/PartnerControls"/>
-    <ds:schemaRef ds:uri="73a44f49-6332-49a7-8493-cbab40408c43"/>
-    <ds:schemaRef ds:uri="447cc794-a73c-4620-8d3f-aab38a7b13a9"/>
-  </ds:schemaRefs>
-</ds:datastoreItem>
-</file>
-
-<file path=customXml/itemProps4.xml><?xml version="1.0" encoding="utf-8"?>
-<ds:datastoreItem xmlns:ds="http://schemas.openxmlformats.org/officeDocument/2006/customXml" ds:itemID="{D5603A02-0AC4-4BF0-BF16-881FC9972800}">
-  <ds:schemaRefs>
-    <ds:schemaRef ds:uri="http://schemas.openxmlformats.org/officeDocument/2006/bibliography"/>
-  </ds:schemaRefs>
-</ds:datastoreItem>
 </file>
--- a/quanly/document_templates/thanh_toan_cong_can_thiep/Mau_DNTT.docx
+++ b/quanly/document_templates/thanh_toan_cong_can_thiep/Mau_DNTT.docx
@@ -1635,7 +1635,7 @@
       <w:pPr>
         <w:sectPr>
           <w:pgSz w:w="11906" w:h="16838" w:code="9"/>
-          <w:pgMar w:top="1080" w:right="990" w:bottom="900" w:left="1530" w:header="720" w:footer="720" w:gutter="0"/>
+          <w:pgMar w:top="1134" w:right="1134" w:bottom="1134" w:left="1134" w:header="567" w:footer="567" w:gutter="0"/>
           <w:pgNumType w:start="1"/>
           <w:cols w:space="720"/>
           <w:docGrid w:linePitch="360"/>
@@ -3454,7 +3454,7 @@
         </w:rPr>
         <w:sectPr>
           <w:pgSz w:w="11906" w:h="16838" w:code="9"/>
-          <w:pgMar w:top="1080" w:right="990" w:bottom="900" w:left="1530" w:header="720" w:footer="720" w:gutter="0"/>
+          <w:pgMar w:top="1134" w:right="1134" w:bottom="1134" w:left="1134" w:header="567" w:footer="567" w:gutter="0"/>
           <w:cols w:space="720"/>
           <w:docGrid w:linePitch="360"/>
         </w:sectPr>
@@ -3470,7 +3470,7 @@
     <w:sectPr>
       <w:type w:val="continuous"/>
       <w:pgSz w:w="11906" w:h="16838" w:code="9"/>
-      <w:pgMar w:top="1080" w:right="990" w:bottom="900" w:left="1530" w:header="720" w:footer="720" w:gutter="0"/>
+      <w:pgMar w:top="1134" w:right="1134" w:bottom="1134" w:left="1134" w:header="567" w:footer="567" w:gutter="0"/>
       <w:cols w:space="720"/>
       <w:docGrid w:linePitch="360"/>
     </w:sectPr>

--- a/quanly/document_templates/thanh_toan_cong_can_thiep/Mau_DNTT.docx
+++ b/quanly/document_templates/thanh_toan_cong_can_thiep/Mau_DNTT.docx
@@ -1434,10 +1434,21 @@
               <w:rPr>
                 <w:b/>
                 <w:bCs/>
-                <w:lang w:val="fr-FR"/>
-              </w:rPr>
-            </w:pPr>
-          </w:p>
+              </w:rPr>
+            </w:pPr>
+            <w:r>
+              <w:rPr>
+                <w:b/>
+                <w:bCs/>
+              </w:rPr>
+              <w:t>Lưu Tiến Kiên</w:t>
+            </w:r>
+          </w:p>
+        </w:tc>
+        <w:tc>
+          <w:tcPr>
+            <w:tcW w:w="3110" w:type="dxa"/>
+          </w:tcPr>
           <w:p>
             <w:pPr>
               <w:jc w:val="center"/>
@@ -1451,14 +1462,9 @@
                 <w:b/>
                 <w:bCs/>
               </w:rPr>
-              <w:t>Lưu Tiến Kiên</w:t>
-            </w:r>
-          </w:p>
-        </w:tc>
-        <w:tc>
-          <w:tcPr>
-            <w:tcW w:w="3110" w:type="dxa"/>
-          </w:tcPr>
+              <w:t>Cán bộ điều phối tỉnh</w:t>
+            </w:r>
+          </w:p>
           <w:p>
             <w:pPr>
               <w:jc w:val="center"/>
@@ -1467,13 +1473,15 @@
                 <w:bCs/>
               </w:rPr>
             </w:pPr>
-            <w:r>
+          </w:p>
+          <w:p>
+            <w:pPr>
+              <w:jc w:val="center"/>
               <w:rPr>
                 <w:b/>
                 <w:bCs/>
               </w:rPr>
-              <w:t>Cán bộ điều phối tỉnh</w:t>
-            </w:r>
+            </w:pPr>
           </w:p>
           <w:p>
             <w:pPr>
@@ -1501,7 +1509,19 @@
                 <w:bCs/>
               </w:rPr>
             </w:pPr>
-          </w:p>
+            <w:r>
+              <w:rPr>
+                <w:b/>
+                <w:bCs/>
+              </w:rPr>
+              <w:t>Trần Ngọc Thảo</w:t>
+            </w:r>
+          </w:p>
+        </w:tc>
+        <w:tc>
+          <w:tcPr>
+            <w:tcW w:w="3190" w:type="dxa"/>
+          </w:tcPr>
           <w:p>
             <w:pPr>
               <w:jc w:val="center"/>
@@ -1510,61 +1530,13 @@
                 <w:bCs/>
               </w:rPr>
             </w:pPr>
-          </w:p>
-          <w:p>
-            <w:pPr>
-              <w:jc w:val="center"/>
+            <w:r>
               <w:rPr>
                 <w:b/>
                 <w:bCs/>
               </w:rPr>
-            </w:pPr>
-          </w:p>
-          <w:p>
-            <w:pPr>
-              <w:jc w:val="center"/>
-              <w:rPr>
-                <w:b/>
-                <w:bCs/>
-              </w:rPr>
-            </w:pPr>
-            <w:r>
-              <w:rPr>
-                <w:b/>
-                <w:bCs/>
-              </w:rPr>
-              <w:t>Trần Ngọc Thảo</w:t>
-            </w:r>
-          </w:p>
-        </w:tc>
-        <w:tc>
-          <w:tcPr>
-            <w:tcW w:w="3190" w:type="dxa"/>
-          </w:tcPr>
-          <w:p>
-            <w:pPr>
-              <w:jc w:val="center"/>
-              <w:rPr>
-                <w:b/>
-                <w:bCs/>
-              </w:rPr>
-            </w:pPr>
-            <w:r>
-              <w:rPr>
-                <w:b/>
-                <w:bCs/>
-              </w:rPr>
               <w:t>Người đề nghị</w:t>
             </w:r>
-          </w:p>
-          <w:p>
-            <w:pPr>
-              <w:jc w:val="center"/>
-              <w:rPr>
-                <w:b/>
-                <w:bCs/>
-              </w:rPr>
-            </w:pPr>
           </w:p>
           <w:p>
             <w:pPr>
